--- a/Unit1/Assessments/Quiz05_Package_Development_devtools.docx
+++ b/Unit1/Assessments/Quiz05_Package_Development_devtools.docx
@@ -311,7 +311,7 @@
           <w:i/>
           <w:sz w:val="22"/>
         </w:rPr>
-        <w:t>(Short Answer)</w:t>
+        <w:t>(Multiple Choice)</w:t>
       </w:r>
     </w:p>
     <w:p>
@@ -319,23 +319,68 @@
         <w:spacing w:after="120"/>
       </w:pPr>
       <w:r>
-        <w:t>A colleague puts their Shiny dependency in Imports. You suggest moving it to Suggests. In 1–2 sentences, explain why Suggests is more appropriate when the Shiny app is an optional feature of the package.</w:t>
+        <w:t>Your package uses testthat for testing but never calls testthat functions in its core code. Where should testthat be listed in DESCRIPTION?</w:t>
       </w:r>
     </w:p>
     <w:p>
       <w:pPr>
-        <w:spacing w:after="0" w:before="0"/>
+        <w:spacing w:after="40"/>
+        <w:ind w:left="576"/>
       </w:pPr>
+      <w:r>
+        <w:rPr>
+          <w:b/>
+        </w:rPr>
+        <w:t xml:space="preserve">A)  </w:t>
+      </w:r>
+      <w:r>
+        <w:t>Imports, because every package that uses testthat must declare it there</w:t>
+      </w:r>
     </w:p>
     <w:p>
       <w:pPr>
-        <w:spacing w:after="0" w:before="0"/>
+        <w:spacing w:after="40"/>
+        <w:ind w:left="576"/>
       </w:pPr>
+      <w:r>
+        <w:rPr>
+          <w:b/>
+        </w:rPr>
+        <w:t xml:space="preserve">B)  </w:t>
+      </w:r>
+      <w:r>
+        <w:t>Suggests, because it is only needed by developers running tests—not by users of the package</w:t>
+      </w:r>
     </w:p>
     <w:p>
       <w:pPr>
-        <w:spacing w:after="0" w:before="0"/>
+        <w:spacing w:after="40"/>
+        <w:ind w:left="576"/>
       </w:pPr>
+      <w:r>
+        <w:rPr>
+          <w:b/>
+        </w:rPr>
+        <w:t xml:space="preserve">C)  </w:t>
+      </w:r>
+      <w:r>
+        <w:t>Depends, so that testthat is always loaded when your package is loaded</w:t>
+      </w:r>
+    </w:p>
+    <w:p>
+      <w:pPr>
+        <w:spacing w:after="40"/>
+        <w:ind w:left="576"/>
+      </w:pPr>
+      <w:r>
+        <w:rPr>
+          <w:b/>
+        </w:rPr>
+        <w:t xml:space="preserve">D)  </w:t>
+      </w:r>
+      <w:r>
+        <w:t>It should not appear in DESCRIPTION at all</w:t>
+      </w:r>
     </w:p>
     <w:p/>
     <w:p>
@@ -498,7 +543,7 @@
         <w:t xml:space="preserve">Question 4: </w:t>
       </w:r>
       <w:r>
-        <w:t>Packages in Suggests are not installed automatically—users who only need the core analysis functions or CLI don't have to install Shiny and its many dependencies. This keeps the required dependency footprint small and makes your package usable in environments where Shiny isn't available (e.g., headless servers).</w:t>
+        <w:t>B. Suggests packages are not installed automatically with your package, so end users who just want to use the core functions don't have to install testthat. It belongs in Suggests because only developers running tests need it.</w:t>
       </w:r>
     </w:p>
     <w:p>
